--- a/project/კულინარიული პორტალი-ნინა ვარდოსანიძე.docx
+++ b/project/კულინარიული პორტალი-ნინა ვარდოსანიძე.docx
@@ -460,7 +460,7 @@
     <w:p>
       <w:r>
         <w:pict w14:anchorId="3FCBB0E8">
-          <v:rect id="_x0000_i1163" style="width:0;height:1.5pt" o:hralign="center" o:hrstd="t" o:hr="t" fillcolor="#a0a0a0" stroked="f"/>
+          <v:rect id="_x0000_i1025" style="width:0;height:1.5pt" o:hralign="center" o:hrstd="t" o:hr="t" fillcolor="#a0a0a0" stroked="f"/>
         </w:pict>
       </w:r>
     </w:p>
@@ -721,7 +721,7 @@
     <w:p>
       <w:r>
         <w:pict w14:anchorId="044E79E5">
-          <v:rect id="_x0000_i1164" style="width:0;height:1.5pt" o:hralign="center" o:hrstd="t" o:hr="t" fillcolor="#a0a0a0" stroked="f"/>
+          <v:rect id="_x0000_i1026" style="width:0;height:1.5pt" o:hralign="center" o:hrstd="t" o:hr="t" fillcolor="#a0a0a0" stroked="f"/>
         </w:pict>
       </w:r>
     </w:p>
@@ -849,7 +849,7 @@
     <w:p>
       <w:r>
         <w:pict w14:anchorId="51A6EFDA">
-          <v:rect id="_x0000_i1165" style="width:0;height:1.5pt" o:hralign="center" o:hrstd="t" o:hr="t" fillcolor="#a0a0a0" stroked="f"/>
+          <v:rect id="_x0000_i1027" style="width:0;height:1.5pt" o:hralign="center" o:hrstd="t" o:hr="t" fillcolor="#a0a0a0" stroked="f"/>
         </w:pict>
       </w:r>
     </w:p>
@@ -986,7 +986,7 @@
     <w:p>
       <w:r>
         <w:pict w14:anchorId="0C4C57BD">
-          <v:rect id="_x0000_i1166" style="width:0;height:1.5pt" o:hralign="center" o:hrstd="t" o:hr="t" fillcolor="#a0a0a0" stroked="f"/>
+          <v:rect id="_x0000_i1028" style="width:0;height:1.5pt" o:hralign="center" o:hrstd="t" o:hr="t" fillcolor="#a0a0a0" stroked="f"/>
         </w:pict>
       </w:r>
     </w:p>
@@ -1079,7 +1079,7 @@
     <w:p>
       <w:r>
         <w:pict w14:anchorId="67CEA375">
-          <v:rect id="_x0000_i1167" style="width:0;height:1.5pt" o:hralign="center" o:hrstd="t" o:hr="t" fillcolor="#a0a0a0" stroked="f"/>
+          <v:rect id="_x0000_i1029" style="width:0;height:1.5pt" o:hralign="center" o:hrstd="t" o:hr="t" fillcolor="#a0a0a0" stroked="f"/>
         </w:pict>
       </w:r>
     </w:p>
@@ -1443,7 +1443,7 @@
     <w:p>
       <w:r>
         <w:pict w14:anchorId="7D61A960">
-          <v:rect id="_x0000_i1168" style="width:0;height:1.5pt" o:hralign="center" o:hrstd="t" o:hr="t" fillcolor="#a0a0a0" stroked="f"/>
+          <v:rect id="_x0000_i1030" style="width:0;height:1.5pt" o:hralign="center" o:hrstd="t" o:hr="t" fillcolor="#a0a0a0" stroked="f"/>
         </w:pict>
       </w:r>
     </w:p>
@@ -1819,7 +1819,7 @@
     <w:p>
       <w:r>
         <w:pict w14:anchorId="26ABBAF7">
-          <v:rect id="_x0000_i1169" style="width:0;height:1.5pt" o:hralign="center" o:hrstd="t" o:hr="t" fillcolor="#a0a0a0" stroked="f"/>
+          <v:rect id="_x0000_i1031" style="width:0;height:1.5pt" o:hralign="center" o:hrstd="t" o:hr="t" fillcolor="#a0a0a0" stroked="f"/>
         </w:pict>
       </w:r>
     </w:p>
@@ -1908,7 +1908,7 @@
     <w:p>
       <w:r>
         <w:pict w14:anchorId="25306F92">
-          <v:rect id="_x0000_i1170" style="width:0;height:1.5pt" o:hralign="center" o:hrstd="t" o:hr="t" fillcolor="#a0a0a0" stroked="f"/>
+          <v:rect id="_x0000_i1032" style="width:0;height:1.5pt" o:hralign="center" o:hrstd="t" o:hr="t" fillcolor="#a0a0a0" stroked="f"/>
         </w:pict>
       </w:r>
     </w:p>
@@ -2073,7 +2073,7 @@
     <w:p>
       <w:r>
         <w:pict w14:anchorId="4E3505B6">
-          <v:rect id="_x0000_i1171" style="width:0;height:1.5pt" o:hralign="center" o:hrstd="t" o:hr="t" fillcolor="#a0a0a0" stroked="f"/>
+          <v:rect id="_x0000_i1033" style="width:0;height:1.5pt" o:hralign="center" o:hrstd="t" o:hr="t" fillcolor="#a0a0a0" stroked="f"/>
         </w:pict>
       </w:r>
     </w:p>
@@ -2170,7 +2170,7 @@
     <w:p>
       <w:r>
         <w:pict w14:anchorId="6328F081">
-          <v:rect id="_x0000_i1172" style="width:0;height:1.5pt" o:hralign="center" o:hrstd="t" o:hr="t" fillcolor="#a0a0a0" stroked="f"/>
+          <v:rect id="_x0000_i1034" style="width:0;height:1.5pt" o:hralign="center" o:hrstd="t" o:hr="t" fillcolor="#a0a0a0" stroked="f"/>
         </w:pict>
       </w:r>
     </w:p>
@@ -2210,7 +2210,7 @@
     <w:p>
       <w:r>
         <w:pict w14:anchorId="349F7974">
-          <v:rect id="_x0000_i1173" style="width:0;height:1.5pt" o:hralign="center" o:hrstd="t" o:hr="t" fillcolor="#a0a0a0" stroked="f"/>
+          <v:rect id="_x0000_i1035" style="width:0;height:1.5pt" o:hralign="center" o:hrstd="t" o:hr="t" fillcolor="#a0a0a0" stroked="f"/>
         </w:pict>
       </w:r>
     </w:p>
@@ -2336,7 +2336,7 @@
     <w:p>
       <w:r>
         <w:pict w14:anchorId="650322E4">
-          <v:rect id="_x0000_i1174" style="width:0;height:1.5pt" o:hralign="center" o:hrstd="t" o:hr="t" fillcolor="#a0a0a0" stroked="f"/>
+          <v:rect id="_x0000_i1036" style="width:0;height:1.5pt" o:hralign="center" o:hrstd="t" o:hr="t" fillcolor="#a0a0a0" stroked="f"/>
         </w:pict>
       </w:r>
     </w:p>
@@ -2418,7 +2418,7 @@
     <w:p>
       <w:r>
         <w:pict w14:anchorId="445E772B">
-          <v:rect id="_x0000_i1175" style="width:0;height:1.5pt" o:hralign="center" o:hrstd="t" o:hr="t" fillcolor="#a0a0a0" stroked="f"/>
+          <v:rect id="_x0000_i1037" style="width:0;height:1.5pt" o:hralign="center" o:hrstd="t" o:hr="t" fillcolor="#a0a0a0" stroked="f"/>
         </w:pict>
       </w:r>
     </w:p>
@@ -2475,7 +2475,7 @@
     <w:p>
       <w:r>
         <w:pict w14:anchorId="770E8D80">
-          <v:rect id="_x0000_i1176" style="width:0;height:1.5pt" o:hralign="center" o:hrstd="t" o:hr="t" fillcolor="#a0a0a0" stroked="f"/>
+          <v:rect id="_x0000_i1038" style="width:0;height:1.5pt" o:hralign="center" o:hrstd="t" o:hr="t" fillcolor="#a0a0a0" stroked="f"/>
         </w:pict>
       </w:r>
     </w:p>
@@ -2678,7 +2678,7 @@
     <w:p>
       <w:r>
         <w:pict w14:anchorId="04576263">
-          <v:rect id="_x0000_i1177" style="width:0;height:1.5pt" o:hralign="center" o:hrstd="t" o:hr="t" fillcolor="#a0a0a0" stroked="f"/>
+          <v:rect id="_x0000_i1039" style="width:0;height:1.5pt" o:hralign="center" o:hrstd="t" o:hr="t" fillcolor="#a0a0a0" stroked="f"/>
         </w:pict>
       </w:r>
     </w:p>
@@ -2824,7 +2824,7 @@
     <w:p>
       <w:r>
         <w:pict w14:anchorId="27661F3F">
-          <v:rect id="_x0000_i1178" style="width:0;height:1.5pt" o:hralign="center" o:hrstd="t" o:hr="t" fillcolor="#a0a0a0" stroked="f"/>
+          <v:rect id="_x0000_i1040" style="width:0;height:1.5pt" o:hralign="center" o:hrstd="t" o:hr="t" fillcolor="#a0a0a0" stroked="f"/>
         </w:pict>
       </w:r>
     </w:p>
@@ -2958,7 +2958,7 @@
     <w:p>
       <w:r>
         <w:pict w14:anchorId="13C97EF8">
-          <v:rect id="_x0000_i1179" style="width:0;height:1.5pt" o:hralign="center" o:hrstd="t" o:hr="t" fillcolor="#a0a0a0" stroked="f"/>
+          <v:rect id="_x0000_i1041" style="width:0;height:1.5pt" o:hralign="center" o:hrstd="t" o:hr="t" fillcolor="#a0a0a0" stroked="f"/>
         </w:pict>
       </w:r>
     </w:p>
@@ -3107,7 +3107,7 @@
     <w:p>
       <w:r>
         <w:pict w14:anchorId="3418A3B8">
-          <v:rect id="_x0000_i1180" style="width:0;height:1.5pt" o:hralign="center" o:hrstd="t" o:hr="t" fillcolor="#a0a0a0" stroked="f"/>
+          <v:rect id="_x0000_i1042" style="width:0;height:1.5pt" o:hralign="center" o:hrstd="t" o:hr="t" fillcolor="#a0a0a0" stroked="f"/>
         </w:pict>
       </w:r>
     </w:p>
@@ -3220,7 +3220,7 @@
     <w:p>
       <w:r>
         <w:pict w14:anchorId="304DA974">
-          <v:rect id="_x0000_i1181" style="width:0;height:1.5pt" o:hralign="center" o:hrstd="t" o:hr="t" fillcolor="#a0a0a0" stroked="f"/>
+          <v:rect id="_x0000_i1043" style="width:0;height:1.5pt" o:hralign="center" o:hrstd="t" o:hr="t" fillcolor="#a0a0a0" stroked="f"/>
         </w:pict>
       </w:r>
     </w:p>
@@ -3280,7 +3280,7 @@
     <w:p>
       <w:r>
         <w:pict w14:anchorId="2E6A984A">
-          <v:rect id="_x0000_i1182" style="width:0;height:1.5pt" o:hralign="center" o:hrstd="t" o:hr="t" fillcolor="#a0a0a0" stroked="f"/>
+          <v:rect id="_x0000_i1044" style="width:0;height:1.5pt" o:hralign="center" o:hrstd="t" o:hr="t" fillcolor="#a0a0a0" stroked="f"/>
         </w:pict>
       </w:r>
     </w:p>
@@ -3322,7 +3322,7 @@
     <w:p>
       <w:r>
         <w:pict w14:anchorId="4A611DDB">
-          <v:rect id="_x0000_i1183" style="width:0;height:1.5pt" o:hralign="center" o:hrstd="t" o:hr="t" fillcolor="#a0a0a0" stroked="f"/>
+          <v:rect id="_x0000_i1045" style="width:0;height:1.5pt" o:hralign="center" o:hrstd="t" o:hr="t" fillcolor="#a0a0a0" stroked="f"/>
         </w:pict>
       </w:r>
     </w:p>
@@ -3385,7 +3385,7 @@
     <w:p>
       <w:r>
         <w:pict w14:anchorId="0AC345A2">
-          <v:rect id="_x0000_i1184" style="width:0;height:1.5pt" o:hralign="center" o:hrstd="t" o:hr="t" fillcolor="#a0a0a0" stroked="f"/>
+          <v:rect id="_x0000_i1046" style="width:0;height:1.5pt" o:hralign="center" o:hrstd="t" o:hr="t" fillcolor="#a0a0a0" stroked="f"/>
         </w:pict>
       </w:r>
     </w:p>
@@ -3435,52 +3435,11 @@
     <w:p>
       <w:r>
         <w:pict w14:anchorId="005320FC">
-          <v:rect id="_x0000_i1185" style="width:0;height:1.5pt" o:hralign="center" o:hrstd="t" o:hr="t" fillcolor="#a0a0a0" stroked="f"/>
+          <v:rect id="_x0000_i1047" style="width:0;height:1.5pt" o:hralign="center" o:hrstd="t" o:hr="t" fillcolor="#a0a0a0" stroked="f"/>
         </w:pict>
       </w:r>
     </w:p>
     <w:p>
-      <w:pPr>
-        <w:rPr>
-          <w:b/>
-          <w:bCs/>
-        </w:rPr>
-      </w:pPr>
-      <w:proofErr w:type="spellStart"/>
-      <w:r>
-        <w:rPr>
-          <w:b/>
-          <w:bCs/>
-        </w:rPr>
-        <w:t>წარდგენის</w:t>
-      </w:r>
-      <w:proofErr w:type="spellEnd"/>
-      <w:r>
-        <w:rPr>
-          <w:b/>
-          <w:bCs/>
-        </w:rPr>
-        <w:t xml:space="preserve"> </w:t>
-      </w:r>
-      <w:proofErr w:type="spellStart"/>
-      <w:r>
-        <w:rPr>
-          <w:b/>
-          <w:bCs/>
-        </w:rPr>
-        <w:t>ტექსტი</w:t>
-      </w:r>
-      <w:proofErr w:type="spellEnd"/>
-    </w:p>
-    <w:p>
-      <w:proofErr w:type="spellStart"/>
-      <w:r>
-        <w:t>გამარჯობა</w:t>
-      </w:r>
-      <w:proofErr w:type="spellEnd"/>
-      <w:r>
-        <w:t>.</w:t>
-      </w:r>
       <w:r>
         <w:br/>
       </w:r>
@@ -3663,7 +3622,6 @@
         </w:numPr>
       </w:pPr>
       <w:r>
-        <w:lastRenderedPageBreak/>
         <w:t>ingredients</w:t>
       </w:r>
     </w:p>
@@ -3675,6 +3633,7 @@
         </w:numPr>
       </w:pPr>
       <w:r>
+        <w:lastRenderedPageBreak/>
         <w:t>recipes</w:t>
       </w:r>
     </w:p>
@@ -4171,48 +4130,6 @@
       <w:proofErr w:type="spellStart"/>
       <w:r>
         <w:t>მინიმალისტური</w:t>
-      </w:r>
-      <w:proofErr w:type="spellEnd"/>
-      <w:r>
-        <w:t>.</w:t>
-      </w:r>
-    </w:p>
-    <w:p>
-      <w:proofErr w:type="spellStart"/>
-      <w:r>
-        <w:t>პროექტი</w:t>
-      </w:r>
-      <w:proofErr w:type="spellEnd"/>
-      <w:r>
-        <w:t xml:space="preserve"> </w:t>
-      </w:r>
-      <w:proofErr w:type="spellStart"/>
-      <w:r>
-        <w:t>მუშაობს</w:t>
-      </w:r>
-      <w:proofErr w:type="spellEnd"/>
-      <w:r>
-        <w:t xml:space="preserve"> localhost-</w:t>
-      </w:r>
-      <w:proofErr w:type="spellStart"/>
-      <w:r>
-        <w:t>ზე</w:t>
-      </w:r>
-      <w:proofErr w:type="spellEnd"/>
-      <w:r>
-        <w:t xml:space="preserve"> XAMPP-</w:t>
-      </w:r>
-      <w:proofErr w:type="spellStart"/>
-      <w:r>
-        <w:t>ის</w:t>
-      </w:r>
-      <w:proofErr w:type="spellEnd"/>
-      <w:r>
-        <w:t xml:space="preserve"> </w:t>
-      </w:r>
-      <w:proofErr w:type="spellStart"/>
-      <w:r>
-        <w:t>გამოყენებით</w:t>
       </w:r>
       <w:proofErr w:type="spellEnd"/>
       <w:r>
@@ -6814,6 +6731,7 @@
   <w:style w:type="character" w:default="1" w:styleId="DefaultParagraphFont">
     <w:name w:val="Default Paragraph Font"/>
     <w:uiPriority w:val="1"/>
+    <w:semiHidden/>
     <w:unhideWhenUsed/>
   </w:style>
   <w:style w:type="table" w:default="1" w:styleId="TableNormal">
